--- a/Лабораторная работа 1/Пример выполнения задания 1.1.docx
+++ b/Лабораторная работа 1/Пример выполнения задания 1.1.docx
@@ -1,6 +1,6 @@
 
 <file path=word/document.xml><?xml version="1.0" encoding="utf-8"?>
-<w:document xmlns:wpc="http://schemas.microsoft.com/office/word/2010/wordprocessingCanvas" xmlns:mc="http://schemas.openxmlformats.org/markup-compatibility/2006" xmlns:o="urn:schemas-microsoft-com:office:office" xmlns:r="http://schemas.openxmlformats.org/officeDocument/2006/relationships" xmlns:m="http://schemas.openxmlformats.org/officeDocument/2006/math" xmlns:v="urn:schemas-microsoft-com:vml" xmlns:wp14="http://schemas.microsoft.com/office/word/2010/wordprocessingDrawing" xmlns:wp="http://schemas.openxmlformats.org/drawingml/2006/wordprocessingDrawing" xmlns:w10="urn:schemas-microsoft-com:office:word" xmlns:w="http://schemas.openxmlformats.org/wordprocessingml/2006/main" xmlns:w14="http://schemas.microsoft.com/office/word/2010/wordml" xmlns:w15="http://schemas.microsoft.com/office/word/2012/wordml" xmlns:wpg="http://schemas.microsoft.com/office/word/2010/wordprocessingGroup" xmlns:wpi="http://schemas.microsoft.com/office/word/2010/wordprocessingInk" xmlns:wne="http://schemas.microsoft.com/office/word/2006/wordml" xmlns:wps="http://schemas.microsoft.com/office/word/2010/wordprocessingShape" mc:Ignorable="w14 w15 wp14">
+<w:document xmlns:wpc="http://schemas.microsoft.com/office/word/2010/wordprocessingCanvas" xmlns:cx="http://schemas.microsoft.com/office/drawing/2014/chartex" xmlns:mc="http://schemas.openxmlformats.org/markup-compatibility/2006" xmlns:o="urn:schemas-microsoft-com:office:office" xmlns:r="http://schemas.openxmlformats.org/officeDocument/2006/relationships" xmlns:m="http://schemas.openxmlformats.org/officeDocument/2006/math" xmlns:v="urn:schemas-microsoft-com:vml" xmlns:wp14="http://schemas.microsoft.com/office/word/2010/wordprocessingDrawing" xmlns:wp="http://schemas.openxmlformats.org/drawingml/2006/wordprocessingDrawing" xmlns:w10="urn:schemas-microsoft-com:office:word" xmlns:w="http://schemas.openxmlformats.org/wordprocessingml/2006/main" xmlns:w14="http://schemas.microsoft.com/office/word/2010/wordml" xmlns:w15="http://schemas.microsoft.com/office/word/2012/wordml" xmlns:w16se="http://schemas.microsoft.com/office/word/2015/wordml/symex" xmlns:wpg="http://schemas.microsoft.com/office/word/2010/wordprocessingGroup" xmlns:wpi="http://schemas.microsoft.com/office/word/2010/wordprocessingInk" xmlns:wne="http://schemas.microsoft.com/office/word/2006/wordml" xmlns:wps="http://schemas.microsoft.com/office/word/2010/wordprocessingShape" mc:Ignorable="w14 w15 w16se wp14">
   <w:body>
     <w:p>
       <w:pPr>
@@ -17,7 +17,6 @@
           <w:szCs w:val="28"/>
         </w:rPr>
       </w:pPr>
-      <w:bookmarkStart w:id="0" w:name="_GoBack"/>
       <w:r>
         <w:rPr>
           <w:rFonts w:ascii="Times New Roman" w:hAnsi="Times New Roman" w:cs="Times New Roman"/>
@@ -28,7 +27,6 @@
         </w:rPr>
         <w:t>Пример выполнения задания 1.1.</w:t>
       </w:r>
-      <w:bookmarkEnd w:id="0"/>
     </w:p>
     <w:p>
       <w:pPr>
@@ -246,7 +244,6 @@
           <w:color w:val="000000"/>
           <w:sz w:val="19"/>
           <w:szCs w:val="19"/>
-          <w:lang w:val="en-US"/>
         </w:rPr>
       </w:pPr>
       <w:r>
@@ -265,7 +262,6 @@
           <w:color w:val="000000"/>
           <w:sz w:val="19"/>
           <w:szCs w:val="19"/>
-          <w:lang w:val="en-US"/>
         </w:rPr>
         <w:t xml:space="preserve">1     </w:t>
       </w:r>
@@ -285,7 +281,6 @@
           <w:color w:val="000000"/>
           <w:sz w:val="19"/>
           <w:szCs w:val="19"/>
-          <w:lang w:val="en-US"/>
         </w:rPr>
         <w:t xml:space="preserve"> "</w:t>
       </w:r>
@@ -304,7 +299,6 @@
           <w:color w:val="000000"/>
           <w:sz w:val="19"/>
           <w:szCs w:val="19"/>
-          <w:lang w:val="en-US"/>
         </w:rPr>
         <w:t xml:space="preserve"> </w:t>
       </w:r>
@@ -323,7 +317,6 @@
           <w:color w:val="000000"/>
           <w:sz w:val="19"/>
           <w:szCs w:val="19"/>
-          <w:lang w:val="en-US"/>
         </w:rPr>
         <w:t xml:space="preserve"> </w:t>
       </w:r>
@@ -342,22 +335,9 @@
           <w:color w:val="000000"/>
           <w:sz w:val="19"/>
           <w:szCs w:val="19"/>
-          <w:lang w:val="en-US"/>
-        </w:rPr>
-        <w:t>"</w:t>
-      </w:r>
-      <w:proofErr w:type="gramStart"/>
-      <w:r>
-        <w:rPr>
-          <w:rFonts w:ascii="Consolas" w:hAnsi="Consolas" w:cs="Consolas"/>
-          <w:color w:val="000000"/>
-          <w:sz w:val="19"/>
-          <w:szCs w:val="19"/>
-          <w:lang w:val="en-US"/>
-        </w:rPr>
-        <w:t>,0</w:t>
-      </w:r>
-      <w:proofErr w:type="gramEnd"/>
+        </w:rPr>
+        <w:t>",0</w:t>
+      </w:r>
     </w:p>
     <w:p>
       <w:pPr>
@@ -373,16 +353,56 @@
           <w:color w:val="000000"/>
           <w:sz w:val="19"/>
           <w:szCs w:val="19"/>
-        </w:rPr>
-      </w:pPr>
-      <w:r>
-        <w:rPr>
-          <w:rFonts w:ascii="Consolas" w:hAnsi="Consolas" w:cs="Consolas"/>
-          <w:color w:val="000000"/>
-          <w:sz w:val="19"/>
-          <w:szCs w:val="19"/>
-        </w:rPr>
-        <w:t>STR2     DB "Привет всем!",0</w:t>
+          <w:lang w:val="en-US"/>
+        </w:rPr>
+      </w:pPr>
+      <w:r>
+        <w:rPr>
+          <w:rFonts w:ascii="Consolas" w:hAnsi="Consolas" w:cs="Consolas"/>
+          <w:color w:val="000000"/>
+          <w:sz w:val="19"/>
+          <w:szCs w:val="19"/>
+          <w:lang w:val="en-US"/>
+        </w:rPr>
+        <w:t>STR2     DB "</w:t>
+      </w:r>
+      <w:r>
+        <w:rPr>
+          <w:rFonts w:ascii="Consolas" w:hAnsi="Consolas" w:cs="Consolas"/>
+          <w:color w:val="000000"/>
+          <w:sz w:val="19"/>
+          <w:szCs w:val="19"/>
+        </w:rPr>
+        <w:t>Привет</w:t>
+      </w:r>
+      <w:r>
+        <w:rPr>
+          <w:rFonts w:ascii="Consolas" w:hAnsi="Consolas" w:cs="Consolas"/>
+          <w:color w:val="000000"/>
+          <w:sz w:val="19"/>
+          <w:szCs w:val="19"/>
+          <w:lang w:val="en-US"/>
+        </w:rPr>
+        <w:t xml:space="preserve"> </w:t>
+      </w:r>
+      <w:r>
+        <w:rPr>
+          <w:rFonts w:ascii="Consolas" w:hAnsi="Consolas" w:cs="Consolas"/>
+          <w:color w:val="000000"/>
+          <w:sz w:val="19"/>
+          <w:szCs w:val="19"/>
+        </w:rPr>
+        <w:t>всем</w:t>
+      </w:r>
+      <w:r>
+        <w:rPr>
+          <w:rFonts w:ascii="Consolas" w:hAnsi="Consolas" w:cs="Consolas"/>
+          <w:color w:val="000000"/>
+          <w:sz w:val="19"/>
+          <w:szCs w:val="19"/>
+          <w:lang w:val="en-US"/>
+        </w:rPr>
+        <w:t>!",0</w:t>
       </w:r>
     </w:p>
     <w:p>
@@ -399,6 +419,7 @@
           <w:color w:val="000000"/>
           <w:sz w:val="19"/>
           <w:szCs w:val="19"/>
+          <w:lang w:val="en-US"/>
         </w:rPr>
       </w:pPr>
       <w:r>
@@ -417,6 +438,7 @@
           <w:color w:val="000000"/>
           <w:sz w:val="19"/>
           <w:szCs w:val="19"/>
+          <w:lang w:val="en-US"/>
         </w:rPr>
         <w:t xml:space="preserve">       </w:t>
       </w:r>
@@ -437,6 +459,7 @@
           <w:color w:val="000000"/>
           <w:sz w:val="19"/>
           <w:szCs w:val="19"/>
+          <w:lang w:val="en-US"/>
         </w:rPr>
         <w:t xml:space="preserve"> ?</w:t>
       </w:r>
@@ -720,7 +743,6 @@
           <w:color w:val="000000"/>
           <w:sz w:val="19"/>
           <w:szCs w:val="19"/>
-          <w:lang w:val="en-US"/>
         </w:rPr>
       </w:pPr>
       <w:r>
@@ -739,33 +761,48 @@
         <w:pBdr>
           <w:left w:val="single" w:sz="4" w:space="4" w:color="auto"/>
         </w:pBdr>
-        <w:rPr>
-          <w:lang w:val="en-US"/>
-        </w:rPr>
-      </w:pPr>
-      <w:r>
-        <w:rPr>
-          <w:rFonts w:ascii="Consolas" w:hAnsi="Consolas" w:cs="Consolas"/>
-          <w:color w:val="000000"/>
-          <w:sz w:val="19"/>
-          <w:szCs w:val="19"/>
-          <w:lang w:val="en-US"/>
-        </w:rPr>
-        <w:t>END START</w:t>
-      </w:r>
-    </w:p>
-    <w:p>
-      <w:pPr>
-        <w:autoSpaceDE w:val="0"/>
-        <w:autoSpaceDN w:val="0"/>
-        <w:adjustRightInd w:val="0"/>
-        <w:spacing w:after="0" w:line="240" w:lineRule="auto"/>
-        <w:rPr>
-          <w:rFonts w:ascii="Times New Roman" w:hAnsi="Times New Roman" w:cs="Times New Roman"/>
-          <w:color w:val="000000"/>
-          <w:sz w:val="28"/>
-          <w:szCs w:val="28"/>
-          <w:lang w:val="en-US"/>
+      </w:pPr>
+      <w:r>
+        <w:rPr>
+          <w:rFonts w:ascii="Consolas" w:hAnsi="Consolas" w:cs="Consolas"/>
+          <w:color w:val="000000"/>
+          <w:sz w:val="19"/>
+          <w:szCs w:val="19"/>
+          <w:lang w:val="en-US"/>
+        </w:rPr>
+        <w:t>END</w:t>
+      </w:r>
+      <w:r>
+        <w:rPr>
+          <w:rFonts w:ascii="Consolas" w:hAnsi="Consolas" w:cs="Consolas"/>
+          <w:color w:val="000000"/>
+          <w:sz w:val="19"/>
+          <w:szCs w:val="19"/>
+        </w:rPr>
+        <w:t xml:space="preserve"> </w:t>
+      </w:r>
+      <w:r>
+        <w:rPr>
+          <w:rFonts w:ascii="Consolas" w:hAnsi="Consolas" w:cs="Consolas"/>
+          <w:color w:val="000000"/>
+          <w:sz w:val="19"/>
+          <w:szCs w:val="19"/>
+          <w:lang w:val="en-US"/>
+        </w:rPr>
+        <w:t>START</w:t>
+      </w:r>
+    </w:p>
+    <w:p>
+      <w:pPr>
+        <w:autoSpaceDE w:val="0"/>
+        <w:autoSpaceDN w:val="0"/>
+        <w:adjustRightInd w:val="0"/>
+        <w:spacing w:after="0" w:line="240" w:lineRule="auto"/>
+        <w:rPr>
+          <w:rFonts w:ascii="Times New Roman" w:hAnsi="Times New Roman" w:cs="Times New Roman"/>
+          <w:color w:val="000000"/>
+          <w:sz w:val="28"/>
+          <w:szCs w:val="28"/>
         </w:rPr>
       </w:pPr>
     </w:p>
@@ -952,16 +989,35 @@
           <w:color w:val="000000"/>
           <w:sz w:val="28"/>
           <w:szCs w:val="28"/>
-        </w:rPr>
-      </w:pPr>
-      <w:r>
-        <w:rPr>
-          <w:rFonts w:ascii="Times New Roman" w:hAnsi="Times New Roman" w:cs="Times New Roman"/>
-          <w:color w:val="000000"/>
-          <w:sz w:val="28"/>
-          <w:szCs w:val="28"/>
-        </w:rPr>
-        <w:t>добавить элемент через Обозреватель решений \Файлы исходного кода меню\Добавить\Создать элемент.</w:t>
+          <w:lang w:val="en-US"/>
+        </w:rPr>
+      </w:pPr>
+      <w:r>
+        <w:rPr>
+          <w:rFonts w:ascii="Times New Roman" w:hAnsi="Times New Roman" w:cs="Times New Roman"/>
+          <w:color w:val="000000"/>
+          <w:sz w:val="28"/>
+          <w:szCs w:val="28"/>
+        </w:rPr>
+        <w:t xml:space="preserve">Создать пустой проект </w:t>
+      </w:r>
+      <w:r>
+        <w:rPr>
+          <w:rFonts w:ascii="Times New Roman" w:hAnsi="Times New Roman" w:cs="Times New Roman"/>
+          <w:color w:val="000000"/>
+          <w:sz w:val="28"/>
+          <w:szCs w:val="28"/>
+        </w:rPr>
+        <w:t>C++</w:t>
+      </w:r>
+      <w:r>
+        <w:rPr>
+          <w:rFonts w:ascii="Times New Roman" w:hAnsi="Times New Roman" w:cs="Times New Roman"/>
+          <w:color w:val="000000"/>
+          <w:sz w:val="28"/>
+          <w:szCs w:val="28"/>
+        </w:rPr>
+        <w:t>.</w:t>
       </w:r>
     </w:p>
     <w:p>
@@ -989,56 +1045,7 @@
           <w:sz w:val="28"/>
           <w:szCs w:val="28"/>
         </w:rPr>
-        <w:t>Выбрать</w:t>
-      </w:r>
-      <w:r>
-        <w:rPr>
-          <w:rFonts w:ascii="Times New Roman" w:hAnsi="Times New Roman" w:cs="Times New Roman"/>
-          <w:color w:val="000000"/>
-          <w:sz w:val="28"/>
-          <w:szCs w:val="28"/>
-        </w:rPr>
-        <w:t xml:space="preserve"> Файл C++ (.</w:t>
-      </w:r>
-      <w:proofErr w:type="spellStart"/>
-      <w:r>
-        <w:rPr>
-          <w:rFonts w:ascii="Times New Roman" w:hAnsi="Times New Roman" w:cs="Times New Roman"/>
-          <w:color w:val="000000"/>
-          <w:sz w:val="28"/>
-          <w:szCs w:val="28"/>
-        </w:rPr>
-        <w:t>cpp</w:t>
-      </w:r>
-      <w:proofErr w:type="spellEnd"/>
-      <w:r>
-        <w:rPr>
-          <w:rFonts w:ascii="Times New Roman" w:hAnsi="Times New Roman" w:cs="Times New Roman"/>
-          <w:color w:val="000000"/>
-          <w:sz w:val="28"/>
-          <w:szCs w:val="28"/>
-        </w:rPr>
-        <w:t xml:space="preserve">), задать имя файла и к нему расширение </w:t>
-      </w:r>
-      <w:proofErr w:type="spellStart"/>
-      <w:r>
-        <w:rPr>
-          <w:rFonts w:ascii="Times New Roman" w:hAnsi="Times New Roman" w:cs="Times New Roman"/>
-          <w:color w:val="000000"/>
-          <w:sz w:val="28"/>
-          <w:szCs w:val="28"/>
-        </w:rPr>
-        <w:t>asm</w:t>
-      </w:r>
-      <w:proofErr w:type="spellEnd"/>
-      <w:r>
-        <w:rPr>
-          <w:rFonts w:ascii="Times New Roman" w:hAnsi="Times New Roman" w:cs="Times New Roman"/>
-          <w:color w:val="000000"/>
-          <w:sz w:val="28"/>
-          <w:szCs w:val="28"/>
-        </w:rPr>
-        <w:t>. Нажать кнопку Добавить.</w:t>
+        <w:t>добавить элемент через Обозреватель решений \Файлы исходного кода меню\Добавить\Создать элемент.</w:t>
       </w:r>
     </w:p>
     <w:p>
@@ -1075,25 +1082,7 @@
           <w:sz w:val="28"/>
           <w:szCs w:val="28"/>
         </w:rPr>
-        <w:t xml:space="preserve"> для проекта </w:t>
-      </w:r>
-      <w:r>
-        <w:rPr>
-          <w:rFonts w:ascii="Times New Roman" w:hAnsi="Times New Roman" w:cs="Times New Roman"/>
-          <w:color w:val="000000"/>
-          <w:sz w:val="28"/>
-          <w:szCs w:val="28"/>
-        </w:rPr>
-        <w:t>ПКМ опцию Настройки построения, поставить</w:t>
-      </w:r>
-      <w:r>
-        <w:rPr>
-          <w:rFonts w:ascii="Times New Roman" w:hAnsi="Times New Roman" w:cs="Times New Roman"/>
-          <w:color w:val="000000"/>
-          <w:sz w:val="28"/>
-          <w:szCs w:val="28"/>
-        </w:rPr>
-        <w:t xml:space="preserve"> галочку для </w:t>
+        <w:t xml:space="preserve"> Файл C++ (.</w:t>
       </w:r>
       <w:proofErr w:type="spellStart"/>
       <w:r>
@@ -1103,7 +1092,7 @@
           <w:sz w:val="28"/>
           <w:szCs w:val="28"/>
         </w:rPr>
-        <w:t>masm</w:t>
+        <w:t>cpp</w:t>
       </w:r>
       <w:proofErr w:type="spellEnd"/>
       <w:r>
@@ -1113,7 +1102,7 @@
           <w:sz w:val="28"/>
           <w:szCs w:val="28"/>
         </w:rPr>
-        <w:t xml:space="preserve"> (</w:t>
+        <w:t xml:space="preserve">), задать имя файла и к нему расширение </w:t>
       </w:r>
       <w:proofErr w:type="spellStart"/>
       <w:r>
@@ -1123,7 +1112,7 @@
           <w:sz w:val="28"/>
           <w:szCs w:val="28"/>
         </w:rPr>
-        <w:t>Microsoft</w:t>
+        <w:t>asm</w:t>
       </w:r>
       <w:proofErr w:type="spellEnd"/>
       <w:r>
@@ -1133,47 +1122,7 @@
           <w:sz w:val="28"/>
           <w:szCs w:val="28"/>
         </w:rPr>
-        <w:t xml:space="preserve"> </w:t>
-      </w:r>
-      <w:proofErr w:type="spellStart"/>
-      <w:r>
-        <w:rPr>
-          <w:rFonts w:ascii="Times New Roman" w:hAnsi="Times New Roman" w:cs="Times New Roman"/>
-          <w:color w:val="000000"/>
-          <w:sz w:val="28"/>
-          <w:szCs w:val="28"/>
-        </w:rPr>
-        <w:t>Macro</w:t>
-      </w:r>
-      <w:proofErr w:type="spellEnd"/>
-      <w:r>
-        <w:rPr>
-          <w:rFonts w:ascii="Times New Roman" w:hAnsi="Times New Roman" w:cs="Times New Roman"/>
-          <w:color w:val="000000"/>
-          <w:sz w:val="28"/>
-          <w:szCs w:val="28"/>
-        </w:rPr>
-        <w:t xml:space="preserve"> </w:t>
-      </w:r>
-      <w:proofErr w:type="spellStart"/>
-      <w:r>
-        <w:rPr>
-          <w:rFonts w:ascii="Times New Roman" w:hAnsi="Times New Roman" w:cs="Times New Roman"/>
-          <w:color w:val="000000"/>
-          <w:sz w:val="28"/>
-          <w:szCs w:val="28"/>
-        </w:rPr>
-        <w:t>Assembler</w:t>
-      </w:r>
-      <w:proofErr w:type="spellEnd"/>
-      <w:r>
-        <w:rPr>
-          <w:rFonts w:ascii="Times New Roman" w:hAnsi="Times New Roman" w:cs="Times New Roman"/>
-          <w:color w:val="000000"/>
-          <w:sz w:val="28"/>
-          <w:szCs w:val="28"/>
-        </w:rPr>
-        <w:t>) и OK.</w:t>
+        <w:t>. Нажать кнопку Добавить.</w:t>
       </w:r>
     </w:p>
     <w:p>
@@ -1201,16 +1150,63 @@
           <w:sz w:val="28"/>
           <w:szCs w:val="28"/>
         </w:rPr>
-        <w:t>ПКМ</w:t>
-      </w:r>
-      <w:r>
-        <w:rPr>
-          <w:rFonts w:ascii="Times New Roman" w:hAnsi="Times New Roman" w:cs="Times New Roman"/>
-          <w:color w:val="000000"/>
-          <w:sz w:val="28"/>
-          <w:szCs w:val="28"/>
-        </w:rPr>
-        <w:t xml:space="preserve"> для файла с расширением .</w:t>
+        <w:t>Выбрать</w:t>
+      </w:r>
+      <w:r>
+        <w:rPr>
+          <w:rFonts w:ascii="Times New Roman" w:hAnsi="Times New Roman" w:cs="Times New Roman"/>
+          <w:color w:val="000000"/>
+          <w:sz w:val="28"/>
+          <w:szCs w:val="28"/>
+        </w:rPr>
+        <w:t xml:space="preserve"> для проекта </w:t>
+      </w:r>
+      <w:r>
+        <w:rPr>
+          <w:rFonts w:ascii="Times New Roman" w:hAnsi="Times New Roman" w:cs="Times New Roman"/>
+          <w:color w:val="000000"/>
+          <w:sz w:val="28"/>
+          <w:szCs w:val="28"/>
+        </w:rPr>
+        <w:t xml:space="preserve">ПКМ опцию </w:t>
+      </w:r>
+      <w:r>
+        <w:rPr>
+          <w:rFonts w:ascii="Times New Roman" w:hAnsi="Times New Roman" w:cs="Times New Roman"/>
+          <w:color w:val="000000"/>
+          <w:sz w:val="28"/>
+          <w:szCs w:val="28"/>
+        </w:rPr>
+        <w:t xml:space="preserve">Зависимость сборки → </w:t>
+      </w:r>
+      <w:r>
+        <w:rPr>
+          <w:rFonts w:ascii="Times New Roman" w:hAnsi="Times New Roman" w:cs="Times New Roman"/>
+          <w:color w:val="000000"/>
+          <w:sz w:val="28"/>
+          <w:szCs w:val="28"/>
+        </w:rPr>
+        <w:t xml:space="preserve">Настройки </w:t>
+      </w:r>
+      <w:bookmarkStart w:id="0" w:name="_GoBack"/>
+      <w:bookmarkEnd w:id="0"/>
+      <w:r>
+        <w:rPr>
+          <w:rFonts w:ascii="Times New Roman" w:hAnsi="Times New Roman" w:cs="Times New Roman"/>
+          <w:color w:val="000000"/>
+          <w:sz w:val="28"/>
+          <w:szCs w:val="28"/>
+        </w:rPr>
+        <w:t>построения, поставить</w:t>
+      </w:r>
+      <w:r>
+        <w:rPr>
+          <w:rFonts w:ascii="Times New Roman" w:hAnsi="Times New Roman" w:cs="Times New Roman"/>
+          <w:color w:val="000000"/>
+          <w:sz w:val="28"/>
+          <w:szCs w:val="28"/>
+        </w:rPr>
+        <w:t xml:space="preserve"> галочку для </w:t>
       </w:r>
       <w:proofErr w:type="spellStart"/>
       <w:r>
@@ -1220,7 +1216,7 @@
           <w:sz w:val="28"/>
           <w:szCs w:val="28"/>
         </w:rPr>
-        <w:t>asm</w:t>
+        <w:t>masm</w:t>
       </w:r>
       <w:proofErr w:type="spellEnd"/>
       <w:r>
@@ -1230,44 +1226,28 @@
           <w:sz w:val="28"/>
           <w:szCs w:val="28"/>
         </w:rPr>
+        <w:t xml:space="preserve"> (</w:t>
+      </w:r>
+      <w:proofErr w:type="spellStart"/>
+      <w:r>
+        <w:rPr>
+          <w:rFonts w:ascii="Times New Roman" w:hAnsi="Times New Roman" w:cs="Times New Roman"/>
+          <w:color w:val="000000"/>
+          <w:sz w:val="28"/>
+          <w:szCs w:val="28"/>
+        </w:rPr>
+        <w:t>Microsoft</w:t>
+      </w:r>
+      <w:proofErr w:type="spellEnd"/>
+      <w:r>
+        <w:rPr>
+          <w:rFonts w:ascii="Times New Roman" w:hAnsi="Times New Roman" w:cs="Times New Roman"/>
+          <w:color w:val="000000"/>
+          <w:sz w:val="28"/>
+          <w:szCs w:val="28"/>
+        </w:rPr>
         <w:t xml:space="preserve"> </w:t>
       </w:r>
-      <w:r>
-        <w:rPr>
-          <w:rFonts w:ascii="Times New Roman" w:hAnsi="Times New Roman" w:cs="Times New Roman"/>
-          <w:color w:val="000000"/>
-          <w:sz w:val="28"/>
-          <w:szCs w:val="28"/>
-        </w:rPr>
-        <w:t>выбрать опцию Свойства, в</w:t>
-      </w:r>
-      <w:r>
-        <w:rPr>
-          <w:rFonts w:ascii="Times New Roman" w:hAnsi="Times New Roman" w:cs="Times New Roman"/>
-          <w:color w:val="000000"/>
-          <w:sz w:val="28"/>
-          <w:szCs w:val="28"/>
-        </w:rPr>
-        <w:t xml:space="preserve"> появившемся окне для выбранного файла </w:t>
-      </w:r>
-      <w:r>
-        <w:rPr>
-          <w:rFonts w:ascii="Times New Roman" w:hAnsi="Times New Roman" w:cs="Times New Roman"/>
-          <w:color w:val="000000"/>
-          <w:sz w:val="28"/>
-          <w:szCs w:val="28"/>
-        </w:rPr>
-        <w:t>отметить</w:t>
-      </w:r>
-      <w:r>
-        <w:rPr>
-          <w:rFonts w:ascii="Times New Roman" w:hAnsi="Times New Roman" w:cs="Times New Roman"/>
-          <w:color w:val="000000"/>
-          <w:sz w:val="28"/>
-          <w:szCs w:val="28"/>
-        </w:rPr>
-        <w:t xml:space="preserve"> инструмент сборки </w:t>
-      </w:r>
       <w:proofErr w:type="spellStart"/>
       <w:r>
         <w:rPr>
@@ -1276,7 +1256,7 @@
           <w:sz w:val="28"/>
           <w:szCs w:val="28"/>
         </w:rPr>
-        <w:t>Microsoft</w:t>
+        <w:t>Macro</w:t>
       </w:r>
       <w:proofErr w:type="spellEnd"/>
       <w:r>
@@ -1296,7 +1276,7 @@
           <w:sz w:val="28"/>
           <w:szCs w:val="28"/>
         </w:rPr>
-        <w:t>Macro</w:t>
+        <w:t>Assembler</w:t>
       </w:r>
       <w:proofErr w:type="spellEnd"/>
       <w:r>
@@ -1306,27 +1286,7 @@
           <w:sz w:val="28"/>
           <w:szCs w:val="28"/>
         </w:rPr>
-        <w:t xml:space="preserve"> </w:t>
-      </w:r>
-      <w:proofErr w:type="spellStart"/>
-      <w:r>
-        <w:rPr>
-          <w:rFonts w:ascii="Times New Roman" w:hAnsi="Times New Roman" w:cs="Times New Roman"/>
-          <w:color w:val="000000"/>
-          <w:sz w:val="28"/>
-          <w:szCs w:val="28"/>
-        </w:rPr>
-        <w:t>Assembler</w:t>
-      </w:r>
-      <w:proofErr w:type="spellEnd"/>
-      <w:r>
-        <w:rPr>
-          <w:rFonts w:ascii="Times New Roman" w:hAnsi="Times New Roman" w:cs="Times New Roman"/>
-          <w:color w:val="000000"/>
-          <w:sz w:val="28"/>
-          <w:szCs w:val="28"/>
-        </w:rPr>
-        <w:t>.</w:t>
+        <w:t>) и OK.</w:t>
       </w:r>
     </w:p>
     <w:p>
@@ -1354,25 +1314,132 @@
           <w:sz w:val="28"/>
           <w:szCs w:val="28"/>
         </w:rPr>
-        <w:t>Отладка\</w:t>
-      </w:r>
-      <w:r>
-        <w:rPr>
-          <w:rFonts w:ascii="Times New Roman" w:hAnsi="Times New Roman" w:cs="Times New Roman"/>
-          <w:color w:val="000000"/>
-          <w:sz w:val="28"/>
-          <w:szCs w:val="28"/>
-        </w:rPr>
-        <w:t>Построит</w:t>
-      </w:r>
-      <w:r>
-        <w:rPr>
-          <w:rFonts w:ascii="Times New Roman" w:hAnsi="Times New Roman" w:cs="Times New Roman"/>
-          <w:color w:val="000000"/>
-          <w:sz w:val="28"/>
-          <w:szCs w:val="28"/>
-        </w:rPr>
-        <w:t>ь решение</w:t>
+        <w:t>ПКМ</w:t>
+      </w:r>
+      <w:r>
+        <w:rPr>
+          <w:rFonts w:ascii="Times New Roman" w:hAnsi="Times New Roman" w:cs="Times New Roman"/>
+          <w:color w:val="000000"/>
+          <w:sz w:val="28"/>
+          <w:szCs w:val="28"/>
+        </w:rPr>
+        <w:t xml:space="preserve"> для файла с расширением .</w:t>
+      </w:r>
+      <w:proofErr w:type="spellStart"/>
+      <w:r>
+        <w:rPr>
+          <w:rFonts w:ascii="Times New Roman" w:hAnsi="Times New Roman" w:cs="Times New Roman"/>
+          <w:color w:val="000000"/>
+          <w:sz w:val="28"/>
+          <w:szCs w:val="28"/>
+        </w:rPr>
+        <w:t>asm</w:t>
+      </w:r>
+      <w:proofErr w:type="spellEnd"/>
+      <w:r>
+        <w:rPr>
+          <w:rFonts w:ascii="Times New Roman" w:hAnsi="Times New Roman" w:cs="Times New Roman"/>
+          <w:color w:val="000000"/>
+          <w:sz w:val="28"/>
+          <w:szCs w:val="28"/>
+        </w:rPr>
+        <w:t xml:space="preserve"> </w:t>
+      </w:r>
+      <w:r>
+        <w:rPr>
+          <w:rFonts w:ascii="Times New Roman" w:hAnsi="Times New Roman" w:cs="Times New Roman"/>
+          <w:color w:val="000000"/>
+          <w:sz w:val="28"/>
+          <w:szCs w:val="28"/>
+        </w:rPr>
+        <w:t>выбрать опцию Свойства, в</w:t>
+      </w:r>
+      <w:r>
+        <w:rPr>
+          <w:rFonts w:ascii="Times New Roman" w:hAnsi="Times New Roman" w:cs="Times New Roman"/>
+          <w:color w:val="000000"/>
+          <w:sz w:val="28"/>
+          <w:szCs w:val="28"/>
+        </w:rPr>
+        <w:t xml:space="preserve"> появившемся окне для выбранного файла </w:t>
+      </w:r>
+      <w:r>
+        <w:rPr>
+          <w:rFonts w:ascii="Times New Roman" w:hAnsi="Times New Roman" w:cs="Times New Roman"/>
+          <w:color w:val="000000"/>
+          <w:sz w:val="28"/>
+          <w:szCs w:val="28"/>
+        </w:rPr>
+        <w:t>отметить</w:t>
+      </w:r>
+      <w:r>
+        <w:rPr>
+          <w:rFonts w:ascii="Times New Roman" w:hAnsi="Times New Roman" w:cs="Times New Roman"/>
+          <w:color w:val="000000"/>
+          <w:sz w:val="28"/>
+          <w:szCs w:val="28"/>
+        </w:rPr>
+        <w:t xml:space="preserve"> инструмент сборки </w:t>
+      </w:r>
+      <w:proofErr w:type="spellStart"/>
+      <w:r>
+        <w:rPr>
+          <w:rFonts w:ascii="Times New Roman" w:hAnsi="Times New Roman" w:cs="Times New Roman"/>
+          <w:color w:val="000000"/>
+          <w:sz w:val="28"/>
+          <w:szCs w:val="28"/>
+        </w:rPr>
+        <w:t>Microsoft</w:t>
+      </w:r>
+      <w:proofErr w:type="spellEnd"/>
+      <w:r>
+        <w:rPr>
+          <w:rFonts w:ascii="Times New Roman" w:hAnsi="Times New Roman" w:cs="Times New Roman"/>
+          <w:color w:val="000000"/>
+          <w:sz w:val="28"/>
+          <w:szCs w:val="28"/>
+        </w:rPr>
+        <w:t xml:space="preserve"> </w:t>
+      </w:r>
+      <w:proofErr w:type="spellStart"/>
+      <w:r>
+        <w:rPr>
+          <w:rFonts w:ascii="Times New Roman" w:hAnsi="Times New Roman" w:cs="Times New Roman"/>
+          <w:color w:val="000000"/>
+          <w:sz w:val="28"/>
+          <w:szCs w:val="28"/>
+        </w:rPr>
+        <w:t>Macro</w:t>
+      </w:r>
+      <w:proofErr w:type="spellEnd"/>
+      <w:r>
+        <w:rPr>
+          <w:rFonts w:ascii="Times New Roman" w:hAnsi="Times New Roman" w:cs="Times New Roman"/>
+          <w:color w:val="000000"/>
+          <w:sz w:val="28"/>
+          <w:szCs w:val="28"/>
+        </w:rPr>
+        <w:t xml:space="preserve"> </w:t>
+      </w:r>
+      <w:proofErr w:type="spellStart"/>
+      <w:r>
+        <w:rPr>
+          <w:rFonts w:ascii="Times New Roman" w:hAnsi="Times New Roman" w:cs="Times New Roman"/>
+          <w:color w:val="000000"/>
+          <w:sz w:val="28"/>
+          <w:szCs w:val="28"/>
+        </w:rPr>
+        <w:t>Assembler</w:t>
+      </w:r>
+      <w:proofErr w:type="spellEnd"/>
+      <w:r>
+        <w:rPr>
+          <w:rFonts w:ascii="Times New Roman" w:hAnsi="Times New Roman" w:cs="Times New Roman"/>
+          <w:color w:val="000000"/>
+          <w:sz w:val="28"/>
+          <w:szCs w:val="28"/>
+        </w:rPr>
+        <w:t>.</w:t>
       </w:r>
     </w:p>
     <w:p>
@@ -1409,6 +1476,52 @@
           <w:sz w:val="28"/>
           <w:szCs w:val="28"/>
         </w:rPr>
+        <w:t>Построит</w:t>
+      </w:r>
+      <w:r>
+        <w:rPr>
+          <w:rFonts w:ascii="Times New Roman" w:hAnsi="Times New Roman" w:cs="Times New Roman"/>
+          <w:color w:val="000000"/>
+          <w:sz w:val="28"/>
+          <w:szCs w:val="28"/>
+        </w:rPr>
+        <w:t>ь решение</w:t>
+      </w:r>
+    </w:p>
+    <w:p>
+      <w:pPr>
+        <w:pStyle w:val="a3"/>
+        <w:numPr>
+          <w:ilvl w:val="0"/>
+          <w:numId w:val="1"/>
+        </w:numPr>
+        <w:autoSpaceDE w:val="0"/>
+        <w:autoSpaceDN w:val="0"/>
+        <w:adjustRightInd w:val="0"/>
+        <w:spacing w:after="0" w:line="240" w:lineRule="auto"/>
+        <w:rPr>
+          <w:rFonts w:ascii="Times New Roman" w:hAnsi="Times New Roman" w:cs="Times New Roman"/>
+          <w:color w:val="000000"/>
+          <w:sz w:val="28"/>
+          <w:szCs w:val="28"/>
+        </w:rPr>
+      </w:pPr>
+      <w:r>
+        <w:rPr>
+          <w:rFonts w:ascii="Times New Roman" w:hAnsi="Times New Roman" w:cs="Times New Roman"/>
+          <w:color w:val="000000"/>
+          <w:sz w:val="28"/>
+          <w:szCs w:val="28"/>
+        </w:rPr>
+        <w:t>Отладка\</w:t>
+      </w:r>
+      <w:r>
+        <w:rPr>
+          <w:rFonts w:ascii="Times New Roman" w:hAnsi="Times New Roman" w:cs="Times New Roman"/>
+          <w:color w:val="000000"/>
+          <w:sz w:val="28"/>
+          <w:szCs w:val="28"/>
+        </w:rPr>
         <w:t>Начать отладку.</w:t>
       </w:r>
     </w:p>
@@ -1475,6 +1588,7 @@
       <w:r>
         <w:rPr>
           <w:noProof/>
+          <w:lang w:eastAsia="ru-RU"/>
         </w:rPr>
         <w:drawing>
           <wp:inline distT="0" distB="0" distL="0" distR="0" wp14:anchorId="045C3D16" wp14:editId="61A014AF">
@@ -1524,8 +1638,8 @@
 </file>
 
 <file path=word/numbering.xml><?xml version="1.0" encoding="utf-8"?>
-<w:numbering xmlns:wpc="http://schemas.microsoft.com/office/word/2010/wordprocessingCanvas" xmlns:mc="http://schemas.openxmlformats.org/markup-compatibility/2006" xmlns:o="urn:schemas-microsoft-com:office:office" xmlns:r="http://schemas.openxmlformats.org/officeDocument/2006/relationships" xmlns:m="http://schemas.openxmlformats.org/officeDocument/2006/math" xmlns:v="urn:schemas-microsoft-com:vml" xmlns:wp14="http://schemas.microsoft.com/office/word/2010/wordprocessingDrawing" xmlns:wp="http://schemas.openxmlformats.org/drawingml/2006/wordprocessingDrawing" xmlns:w10="urn:schemas-microsoft-com:office:word" xmlns:w="http://schemas.openxmlformats.org/wordprocessingml/2006/main" xmlns:w14="http://schemas.microsoft.com/office/word/2010/wordml" xmlns:w15="http://schemas.microsoft.com/office/word/2012/wordml" xmlns:wpg="http://schemas.microsoft.com/office/word/2010/wordprocessingGroup" xmlns:wpi="http://schemas.microsoft.com/office/word/2010/wordprocessingInk" xmlns:wne="http://schemas.microsoft.com/office/word/2006/wordml" xmlns:wps="http://schemas.microsoft.com/office/word/2010/wordprocessingShape" mc:Ignorable="w14 w15 wp14">
-  <w:abstractNum w:abstractNumId="0">
+<w:numbering xmlns:wpc="http://schemas.microsoft.com/office/word/2010/wordprocessingCanvas" xmlns:cx="http://schemas.microsoft.com/office/drawing/2014/chartex" xmlns:mc="http://schemas.openxmlformats.org/markup-compatibility/2006" xmlns:o="urn:schemas-microsoft-com:office:office" xmlns:r="http://schemas.openxmlformats.org/officeDocument/2006/relationships" xmlns:m="http://schemas.openxmlformats.org/officeDocument/2006/math" xmlns:v="urn:schemas-microsoft-com:vml" xmlns:wp14="http://schemas.microsoft.com/office/word/2010/wordprocessingDrawing" xmlns:wp="http://schemas.openxmlformats.org/drawingml/2006/wordprocessingDrawing" xmlns:w10="urn:schemas-microsoft-com:office:word" xmlns:w="http://schemas.openxmlformats.org/wordprocessingml/2006/main" xmlns:w14="http://schemas.microsoft.com/office/word/2010/wordml" xmlns:w15="http://schemas.microsoft.com/office/word/2012/wordml" xmlns:w16se="http://schemas.microsoft.com/office/word/2015/wordml/symex" xmlns:wpg="http://schemas.microsoft.com/office/word/2010/wordprocessingGroup" xmlns:wpi="http://schemas.microsoft.com/office/word/2010/wordprocessingInk" xmlns:wne="http://schemas.microsoft.com/office/word/2006/wordml" xmlns:wps="http://schemas.microsoft.com/office/word/2010/wordprocessingShape" mc:Ignorable="w14 w15 w16se wp14">
+  <w:abstractNum w:abstractNumId="0" w15:restartNumberingAfterBreak="0">
     <w:nsid w:val="2E1C1111"/>
     <w:multiLevelType w:val="hybridMultilevel"/>
     <w:tmpl w:val="4006B328"/>
@@ -1621,7 +1735,7 @@
 </file>
 
 <file path=word/styles.xml><?xml version="1.0" encoding="utf-8"?>
-<w:styles xmlns:mc="http://schemas.openxmlformats.org/markup-compatibility/2006" xmlns:r="http://schemas.openxmlformats.org/officeDocument/2006/relationships" xmlns:w="http://schemas.openxmlformats.org/wordprocessingml/2006/main" xmlns:w14="http://schemas.microsoft.com/office/word/2010/wordml" xmlns:w15="http://schemas.microsoft.com/office/word/2012/wordml" mc:Ignorable="w14 w15">
+<w:styles xmlns:mc="http://schemas.openxmlformats.org/markup-compatibility/2006" xmlns:r="http://schemas.openxmlformats.org/officeDocument/2006/relationships" xmlns:w="http://schemas.openxmlformats.org/wordprocessingml/2006/main" xmlns:w14="http://schemas.microsoft.com/office/word/2010/wordml" xmlns:w15="http://schemas.microsoft.com/office/word/2012/wordml" xmlns:w16se="http://schemas.microsoft.com/office/word/2015/wordml/symex" mc:Ignorable="w14 w15 w16se">
   <w:docDefaults>
     <w:rPrDefault>
       <w:rPr>
